--- a/claus/guides/process-lab-guide-students.docx
+++ b/claus/guides/process-lab-guide-students.docx
@@ -707,7 +707,7 @@
         <w:spacing w:after="60"/>
       </w:pPr>
       <w:r>
-        <w:t xml:space="preserve">You lost your connection or joined late: open the link again, enter the class code and your nickname, and tell your lecturer.</w:t>
+        <w:t xml:space="preserve">You lost your connection or joined late: open the link again, enter the class code and your nickname. You see a waiting screen. Keep it open: your lecturer puts you in a group and your writing page opens by itself.</w:t>
       </w:r>
     </w:p>
     <w:p>

--- a/claus/guides/process-lab-guide-students.docx
+++ b/claus/guides/process-lab-guide-students.docx
@@ -707,7 +707,7 @@
         <w:spacing w:after="60"/>
       </w:pPr>
       <w:r>
-        <w:t xml:space="preserve">You lost your connection or joined late: open the link again, enter the class code and your nickname. You see a waiting screen. Keep it open: your lecturer puts you in a group and your writing page opens by itself.</w:t>
+        <w:t xml:space="preserve">You lost your connection: open the link again on the same computer. You go back to your group by yourself. If you joined late or use a new device: open the link, enter the class code and your nickname. You see a waiting screen. Keep it open: your lecturer puts you in a group and your writing page opens by itself.</w:t>
       </w:r>
     </w:p>
     <w:p>
